--- a/templates/W3-61-21A.docx
+++ b/templates/W3-61-21A.docx
@@ -195,7 +195,7 @@
                 <w:b/>
                 <w:bCs/>
               </w:rPr>
-              <w:t>□</w:t>
+              <w:t>{{FIRSTCK}}</w:t>
             </w:r>
             <w:r>
               <w:rPr>
@@ -219,7 +219,7 @@
                 <w:sz w:val="28"/>
                 <w:szCs w:val="28"/>
               </w:rPr>
-              <w:t>□</w:t>
+              <w:t>{{RECK}}</w:t>
             </w:r>
             <w:proofErr w:type="gramStart"/>
             <w:r>

--- a/templates/W3-61-21A.docx
+++ b/templates/W3-61-21A.docx
@@ -60,7 +60,7 @@
                 <w:sz w:val="28"/>
                 <w:szCs w:val="28"/>
               </w:rPr>
-              <w:t>({{ORG}})</w:t>
+              <w:t>{{ORG}}</w:t>
             </w:r>
             <w:r>
               <w:rPr>
